--- a/PI-Transfer-Tracker-Getting-Started.docx
+++ b/PI-Transfer-Tracker-Getting-Started.docx
@@ -4,6 +4,45 @@
   <w:body>
     <w:p>
       <w:pPr>
+        <w:jc w:val="center"/>
+      </w:pPr>
+      <w:r>
+        <w:drawing>
+          <wp:inline xmlns:a="http://schemas.openxmlformats.org/drawingml/2006/main" xmlns:pic="http://schemas.openxmlformats.org/drawingml/2006/picture">
+            <wp:extent cx="2286000" cy="537210"/>
+            <wp:docPr id="1" name="Picture 1"/>
+            <wp:cNvGraphicFramePr>
+              <a:graphicFrameLocks noChangeAspect="1"/>
+            </wp:cNvGraphicFramePr>
+            <a:graphic>
+              <a:graphicData uri="http://schemas.openxmlformats.org/drawingml/2006/picture">
+                <pic:pic>
+                  <pic:nvPicPr>
+                    <pic:cNvPr id="0" name="Pharmacy Innovations landscape logo.png"/>
+                    <pic:cNvPicPr/>
+                  </pic:nvPicPr>
+                  <pic:blipFill>
+                    <a:blip r:embed="rId7"/>
+                    <a:stretch>
+                      <a:fillRect/>
+                    </a:stretch>
+                  </pic:blipFill>
+                  <pic:spPr>
+                    <a:xfrm>
+                      <a:off x="0" y="0"/>
+                      <a:ext cx="2286000" cy="537210"/>
+                    </a:xfrm>
+                    <a:prstGeom prst="rect"/>
+                  </pic:spPr>
+                </pic:pic>
+              </a:graphicData>
+            </a:graphic>
+          </wp:inline>
+        </w:drawing>
+      </w:r>
+    </w:p>
+    <w:p>
+      <w:pPr>
         <w:pStyle w:val="Heading1"/>
         <w:rPr>
           <w:rFonts w:ascii="Segoe UI" w:eastAsia="Times New Roman" w:hAnsi="Segoe UI" w:cs="Segoe UI"/>
@@ -218,6 +257,24 @@
           <w:lang w:val="en"/>
         </w:rPr>
         <w:t xml:space="preserve"> in the top navbar</w:t>
+      </w:r>
+    </w:p>
+    <w:p>
+      <w:r>
+        <w:rPr>
+          <w:b/>
+        </w:rPr>
+        <w:t xml:space="preserve">📹 Training video: </w:t>
+      </w:r>
+      <w:r>
+        <w:rPr>
+          <w:color w:val="2A6EBB"/>
+          <w:u w:val="single"/>
+        </w:rPr>
+        <w:t>Watch the PI Transfer Tracker training video</w:t>
+      </w:r>
+      <w:r>
+        <w:t xml:space="preserve"> (https://pharmacyinnovationsnet-my.sharepoint.com/:v:/g/personal/abrown_pharmacyinnovations_net/IQA6K8ip3Nb4RY_wDcr6xUseARyBqqddL3X1hHSt98geshE?e=YfQb55) — ~10 min screen-recorded walkthrough of the most common tasks. Watch this first before your day-one setup.</w:t>
       </w:r>
     </w:p>
     <w:p>
